--- a/docs/6. Diagramas/Documentacion_Tecnica_Funcional_RIESGO_LAVADO.docx
+++ b/docs/6. Diagramas/Documentacion_Tecnica_Funcional_RIESGO_LAVADO.docx
@@ -721,7 +721,7 @@
                 <w:color w:val="263238"/>
                 <w:sz w:val="16"/>
               </w:rPr>
-              <w:t>/configuracion</w:t>
+              <w:t>/configuración</w:t>
             </w:r>
           </w:p>
         </w:tc>
@@ -1900,7 +1900,7 @@
                 <w:color w:val="263238"/>
                 <w:sz w:val="17"/>
               </w:rPr>
-              <w:t>features/admin/configuracion</w:t>
+              <w:t>features/admin/configuración</w:t>
             </w:r>
           </w:p>
         </w:tc>
